--- a/Digital Forensics Report Writer/Templates/DFR Storage.docx
+++ b/Digital Forensics Report Writer/Templates/DFR Storage.docx
@@ -3459,17 +3459,15 @@
                 <w:placeholder>
                   <w:docPart w:val="09CB18A341BF4959A8EA39F9FD74E117"/>
                 </w:placeholder>
-                <w:showingPlcHdr/>
                 <w:text/>
               </w:sdtPr>
               <w:sdtContent>
                 <w:permStart w:id="656093911" w:edGrp="everyone"/>
                 <w:r>
                   <w:rPr>
-                    <w:rStyle w:val="PlaceholderText"/>
                     <w:rFonts w:ascii="Arial" w:hAnsi="Arial" w:cs="Arial"/>
                   </w:rPr>
-                  <w:t xml:space="preserve"> </w:t>
+                  <w:t>PY_EXAMINE</w:t>
                 </w:r>
                 <w:permEnd w:id="656093911"/>
               </w:sdtContent>
@@ -6526,6 +6524,18 @@
     <w:pitch w:val="variable"/>
     <w:sig w:usb0="E4002EFF" w:usb1="C200247B" w:usb2="00000009" w:usb3="00000000" w:csb0="000001FF" w:csb1="00000000"/>
   </w:font>
+  <w:font w:name="Aptos">
+    <w:charset w:val="00"/>
+    <w:family w:val="swiss"/>
+    <w:pitch w:val="variable"/>
+    <w:sig w:usb0="20000287" w:usb1="00000003" w:usb2="00000000" w:usb3="00000000" w:csb0="0000019F" w:csb1="00000000"/>
+  </w:font>
+  <w:font w:name="Aptos Display">
+    <w:charset w:val="00"/>
+    <w:family w:val="swiss"/>
+    <w:pitch w:val="variable"/>
+    <w:sig w:usb0="20000287" w:usb1="00000003" w:usb2="00000000" w:usb3="00000000" w:csb0="0000019F" w:csb1="00000000"/>
+  </w:font>
 </w:fonts>
 </file>
 
@@ -6612,6 +6622,7 @@
     <w:rsid w:val="00A70311"/>
     <w:rsid w:val="00A8607E"/>
     <w:rsid w:val="00AB1867"/>
+    <w:rsid w:val="00AB2602"/>
     <w:rsid w:val="00AD2675"/>
     <w:rsid w:val="00AD67BF"/>
     <w:rsid w:val="00B14103"/>
@@ -6645,6 +6656,7 @@
     <w:rsid w:val="00FA5336"/>
     <w:rsid w:val="00FF07EA"/>
     <w:rsid w:val="00FF5C16"/>
+    <w:rsid w:val="00FF6C80"/>
   </w:rsids>
   <m:mathPr>
     <m:mathFont m:val="Cambria Math"/>

--- a/Digital Forensics Report Writer/Templates/DFR Storage.docx
+++ b/Digital Forensics Report Writer/Templates/DFR Storage.docx
@@ -161,19 +161,21 @@
         <w:trPr>
           <w:trHeight w:val="344"/>
         </w:trPr>
+        <w:permStart w:id="2105214215" w:edGrp="everyone" w:displacedByCustomXml="next"/>
         <w:sdt>
           <w:sdtPr>
             <w:rPr>
               <w:rFonts w:ascii="Arial" w:hAnsi="Arial" w:cs="Arial"/>
             </w:rPr>
+            <w:tag w:val="PY_DFR"/>
             <w:id w:val="-501272707"/>
             <w:placeholder>
               <w:docPart w:val="75EF9953B8F94517B58BA4F444AA04D7"/>
             </w:placeholder>
+            <w:showingPlcHdr/>
             <w:text/>
           </w:sdtPr>
           <w:sdtContent>
-            <w:permStart w:id="1107495700" w:edGrp="everyone" w:displacedByCustomXml="prev"/>
             <w:tc>
               <w:tcPr>
                 <w:tcW w:w="3235" w:type="dxa"/>
@@ -194,34 +196,31 @@
                 </w:pPr>
                 <w:r>
                   <w:rPr>
+                    <w:rStyle w:val="PlaceholderText"/>
                     <w:rFonts w:ascii="Arial" w:hAnsi="Arial" w:cs="Arial"/>
                   </w:rPr>
-                  <w:t>PY_</w:t>
-                </w:r>
-                <w:r>
-                  <w:rPr>
-                    <w:rFonts w:ascii="Arial" w:hAnsi="Arial" w:cs="Arial"/>
-                  </w:rPr>
-                  <w:t>DFR</w:t>
+                  <w:t xml:space="preserve"> </w:t>
                 </w:r>
               </w:p>
             </w:tc>
-            <w:permEnd w:id="1107495700" w:displacedByCustomXml="next"/>
           </w:sdtContent>
         </w:sdt>
+        <w:permEnd w:id="2105214215" w:displacedByCustomXml="prev"/>
+        <w:permStart w:id="424284574" w:edGrp="everyone" w:displacedByCustomXml="next"/>
         <w:sdt>
           <w:sdtPr>
             <w:rPr>
               <w:rFonts w:ascii="Arial" w:hAnsi="Arial" w:cs="Arial"/>
             </w:rPr>
+            <w:tag w:val="PY_CASENUMBER"/>
             <w:id w:val="-970591982"/>
             <w:placeholder>
               <w:docPart w:val="BB11298E24DD43FD802ACCD27761CFA1"/>
             </w:placeholder>
+            <w:showingPlcHdr/>
             <w:text/>
           </w:sdtPr>
           <w:sdtContent>
-            <w:permStart w:id="1972329874" w:edGrp="everyone" w:displacedByCustomXml="prev"/>
             <w:tc>
               <w:tcPr>
                 <w:tcW w:w="3870" w:type="dxa"/>
@@ -243,28 +242,31 @@
                 </w:pPr>
                 <w:r>
                   <w:rPr>
+                    <w:rStyle w:val="PlaceholderText"/>
                     <w:rFonts w:ascii="Arial" w:hAnsi="Arial" w:cs="Arial"/>
                   </w:rPr>
-                  <w:t>PY_CASENUMBER</w:t>
+                  <w:t xml:space="preserve"> </w:t>
                 </w:r>
               </w:p>
             </w:tc>
-            <w:permEnd w:id="1972329874" w:displacedByCustomXml="next"/>
           </w:sdtContent>
         </w:sdt>
+        <w:permEnd w:id="424284574" w:displacedByCustomXml="prev"/>
+        <w:permStart w:id="198842456" w:edGrp="everyone" w:displacedByCustomXml="next"/>
         <w:sdt>
           <w:sdtPr>
             <w:rPr>
               <w:rFonts w:ascii="Arial" w:hAnsi="Arial" w:cs="Arial"/>
             </w:rPr>
+            <w:tag w:val="PY_EVIDENCE"/>
             <w:id w:val="2075699221"/>
             <w:placeholder>
               <w:docPart w:val="B8B17CEA3C3E47DC99A6EC94F1AE1ACE"/>
             </w:placeholder>
+            <w:showingPlcHdr/>
             <w:text/>
           </w:sdtPr>
           <w:sdtContent>
-            <w:permStart w:id="1251230669" w:edGrp="everyone" w:displacedByCustomXml="prev"/>
             <w:tc>
               <w:tcPr>
                 <w:tcW w:w="4271" w:type="dxa"/>
@@ -286,15 +288,16 @@
                 </w:pPr>
                 <w:r>
                   <w:rPr>
+                    <w:rStyle w:val="PlaceholderText"/>
                     <w:rFonts w:ascii="Arial" w:hAnsi="Arial" w:cs="Arial"/>
                   </w:rPr>
-                  <w:t>PY_EVIDENCE</w:t>
+                  <w:t xml:space="preserve"> </w:t>
                 </w:r>
               </w:p>
             </w:tc>
-            <w:permEnd w:id="1251230669" w:displacedByCustomXml="next"/>
           </w:sdtContent>
         </w:sdt>
+        <w:permEnd w:id="198842456" w:displacedByCustomXml="prev"/>
       </w:tr>
       <w:tr>
         <w:trPr>
@@ -407,15 +410,18 @@
         <w:trPr>
           <w:trHeight w:val="344"/>
         </w:trPr>
+        <w:permStart w:id="1663852983" w:edGrp="everyone" w:displacedByCustomXml="next"/>
         <w:sdt>
           <w:sdtPr>
             <w:rPr>
               <w:rFonts w:ascii="Arial" w:hAnsi="Arial" w:cs="Arial"/>
             </w:rPr>
+            <w:tag w:val="PY_REQDATE"/>
             <w:id w:val="1313988748"/>
             <w:placeholder>
               <w:docPart w:val="5C9A7D612D064788A845FF848D83FF61"/>
             </w:placeholder>
+            <w:showingPlcHdr/>
             <w:date>
               <w:dateFormat w:val="dddd, MMMM d, yyyy"/>
               <w:lid w:val="en-US"/>
@@ -424,7 +430,6 @@
             </w:date>
           </w:sdtPr>
           <w:sdtContent>
-            <w:permStart w:id="1204249354" w:edGrp="everyone" w:displacedByCustomXml="prev"/>
             <w:tc>
               <w:tcPr>
                 <w:tcW w:w="3792" w:type="dxa"/>
@@ -446,28 +451,31 @@
                 </w:pPr>
                 <w:r>
                   <w:rPr>
+                    <w:rStyle w:val="PlaceholderText"/>
                     <w:rFonts w:ascii="Arial" w:hAnsi="Arial" w:cs="Arial"/>
                   </w:rPr>
-                  <w:t>PY_REQDATE</w:t>
+                  <w:t xml:space="preserve"> </w:t>
                 </w:r>
               </w:p>
             </w:tc>
-            <w:permEnd w:id="1204249354" w:displacedByCustomXml="next"/>
           </w:sdtContent>
         </w:sdt>
+        <w:permEnd w:id="1663852983" w:displacedByCustomXml="prev"/>
+        <w:permStart w:id="437081574" w:edGrp="everyone" w:displacedByCustomXml="next"/>
         <w:sdt>
           <w:sdtPr>
             <w:rPr>
               <w:rFonts w:ascii="Arial" w:hAnsi="Arial" w:cs="Arial"/>
             </w:rPr>
+            <w:tag w:val="PY_OWNER"/>
             <w:id w:val="-1269309431"/>
             <w:placeholder>
               <w:docPart w:val="12DAEB8F68BB4682B64EF23F0F1E9579"/>
             </w:placeholder>
+            <w:showingPlcHdr/>
             <w:text/>
           </w:sdtPr>
           <w:sdtContent>
-            <w:permStart w:id="2125597686" w:edGrp="everyone" w:displacedByCustomXml="prev"/>
             <w:tc>
               <w:tcPr>
                 <w:tcW w:w="3792" w:type="dxa"/>
@@ -489,15 +497,16 @@
                 </w:pPr>
                 <w:r>
                   <w:rPr>
+                    <w:rStyle w:val="PlaceholderText"/>
                     <w:rFonts w:ascii="Arial" w:hAnsi="Arial" w:cs="Arial"/>
                   </w:rPr>
-                  <w:t>PY_OWNER</w:t>
+                  <w:t xml:space="preserve"> </w:t>
                 </w:r>
               </w:p>
             </w:tc>
-            <w:permEnd w:id="2125597686" w:displacedByCustomXml="next"/>
           </w:sdtContent>
         </w:sdt>
+        <w:permEnd w:id="437081574" w:displacedByCustomXml="prev"/>
         <w:sdt>
           <w:sdtPr>
             <w:rPr>
@@ -654,11 +663,13 @@
         <w:trPr>
           <w:trHeight w:val="344"/>
         </w:trPr>
+        <w:permStart w:id="8392741" w:edGrp="everyone" w:displacedByCustomXml="next"/>
         <w:sdt>
           <w:sdtPr>
             <w:rPr>
               <w:rFonts w:ascii="Arial" w:hAnsi="Arial" w:cs="Arial"/>
             </w:rPr>
+            <w:tag w:val="PY_REQAGENCY"/>
             <w:id w:val="1630976998"/>
             <w:placeholder>
               <w:docPart w:val="439E55EC3E3D414BA3FA3D59ADEFFDBB"/>
@@ -666,7 +677,6 @@
             <w:text/>
           </w:sdtPr>
           <w:sdtContent>
-            <w:permStart w:id="643171088" w:edGrp="everyone" w:displacedByCustomXml="prev"/>
             <w:tc>
               <w:tcPr>
                 <w:tcW w:w="5688" w:type="dxa"/>
@@ -690,26 +700,28 @@
                   <w:rPr>
                     <w:rFonts w:ascii="Arial" w:hAnsi="Arial" w:cs="Arial"/>
                   </w:rPr>
-                  <w:t>PY_REQAGENCY</w:t>
+                  <w:t xml:space="preserve"> </w:t>
                 </w:r>
               </w:p>
             </w:tc>
-            <w:permEnd w:id="643171088" w:displacedByCustomXml="next"/>
           </w:sdtContent>
         </w:sdt>
+        <w:permEnd w:id="8392741" w:displacedByCustomXml="prev"/>
+        <w:permStart w:id="1715088479" w:edGrp="everyone" w:displacedByCustomXml="next"/>
         <w:sdt>
           <w:sdtPr>
             <w:rPr>
               <w:rFonts w:ascii="Arial" w:hAnsi="Arial" w:cs="Arial"/>
             </w:rPr>
+            <w:tag w:val="PY_REQOFF"/>
             <w:id w:val="-931893453"/>
             <w:placeholder>
               <w:docPart w:val="35FE797F05DE4157B3B38FDE31CB60B2"/>
             </w:placeholder>
+            <w:showingPlcHdr/>
             <w:text/>
           </w:sdtPr>
           <w:sdtContent>
-            <w:permStart w:id="824136463" w:edGrp="everyone" w:displacedByCustomXml="prev"/>
             <w:tc>
               <w:tcPr>
                 <w:tcW w:w="5688" w:type="dxa"/>
@@ -731,15 +743,16 @@
                 </w:pPr>
                 <w:r>
                   <w:rPr>
+                    <w:rStyle w:val="PlaceholderText"/>
                     <w:rFonts w:ascii="Arial" w:hAnsi="Arial" w:cs="Arial"/>
                   </w:rPr>
-                  <w:t>PY_REQOFF</w:t>
+                  <w:t xml:space="preserve"> </w:t>
                 </w:r>
               </w:p>
             </w:tc>
-            <w:permEnd w:id="824136463" w:displacedByCustomXml="next"/>
           </w:sdtContent>
         </w:sdt>
+        <w:permEnd w:id="1715088479" w:displacedByCustomXml="prev"/>
       </w:tr>
       <w:tr>
         <w:trPr>
@@ -803,11 +816,13 @@
               </w:rPr>
               <w:t xml:space="preserve">CONSENT  </w:t>
             </w:r>
+            <w:permStart w:id="1683441233" w:edGrp="everyone"/>
             <w:sdt>
               <w:sdtPr>
                 <w:rPr>
                   <w:rFonts w:ascii="Arial" w:hAnsi="Arial" w:cs="Arial"/>
                 </w:rPr>
+                <w:tag w:val="PY_AUTHCONSENT"/>
                 <w:id w:val="-1301214547"/>
                 <w14:checkbox>
                   <w14:checked w14:val="0"/>
@@ -816,27 +831,28 @@
                 </w14:checkbox>
               </w:sdtPr>
               <w:sdtContent>
-                <w:permStart w:id="292752568" w:edGrp="everyone"/>
                 <w:r>
                   <w:rPr>
                     <w:rFonts w:ascii="MS Gothic" w:eastAsia="MS Gothic" w:hAnsi="MS Gothic" w:cs="Arial" w:hint="eastAsia"/>
                   </w:rPr>
                   <w:t>☐</w:t>
                 </w:r>
-                <w:permEnd w:id="292752568"/>
               </w:sdtContent>
             </w:sdt>
+            <w:permEnd w:id="1683441233"/>
             <w:r>
               <w:rPr>
                 <w:rFonts w:ascii="Arial" w:hAnsi="Arial" w:cs="Arial"/>
               </w:rPr>
               <w:t xml:space="preserve">     SEARCH WARRANT  </w:t>
             </w:r>
+            <w:permStart w:id="923286065" w:edGrp="everyone"/>
             <w:sdt>
               <w:sdtPr>
                 <w:rPr>
                   <w:rFonts w:ascii="Arial" w:hAnsi="Arial" w:cs="Arial"/>
                 </w:rPr>
+                <w:tag w:val="PY_AUTHSW"/>
                 <w:id w:val="-558632481"/>
                 <w14:checkbox>
                   <w14:checked w14:val="0"/>
@@ -845,27 +861,28 @@
                 </w14:checkbox>
               </w:sdtPr>
               <w:sdtContent>
-                <w:permStart w:id="1326844930" w:edGrp="everyone"/>
                 <w:r>
                   <w:rPr>
                     <w:rFonts w:ascii="MS Gothic" w:eastAsia="MS Gothic" w:hAnsi="MS Gothic" w:cs="Arial" w:hint="eastAsia"/>
                   </w:rPr>
                   <w:t>☐</w:t>
                 </w:r>
-                <w:permEnd w:id="1326844930"/>
               </w:sdtContent>
             </w:sdt>
+            <w:permEnd w:id="923286065"/>
             <w:r>
               <w:rPr>
                 <w:rFonts w:ascii="Arial" w:hAnsi="Arial" w:cs="Arial"/>
               </w:rPr>
               <w:t xml:space="preserve">     IMPLIED CONSENT  </w:t>
             </w:r>
+            <w:permStart w:id="75505942" w:edGrp="everyone"/>
             <w:sdt>
               <w:sdtPr>
                 <w:rPr>
                   <w:rFonts w:ascii="Arial" w:hAnsi="Arial" w:cs="Arial"/>
                 </w:rPr>
+                <w:tag w:val="PY_AUTHIMPLIED"/>
                 <w:id w:val="-1076356122"/>
                 <w14:checkbox>
                   <w14:checked w14:val="0"/>
@@ -874,16 +891,15 @@
                 </w14:checkbox>
               </w:sdtPr>
               <w:sdtContent>
-                <w:permStart w:id="609502463" w:edGrp="everyone"/>
                 <w:r>
                   <w:rPr>
                     <w:rFonts w:ascii="MS Gothic" w:eastAsia="MS Gothic" w:hAnsi="MS Gothic" w:cs="Arial" w:hint="eastAsia"/>
                   </w:rPr>
                   <w:t>☐</w:t>
                 </w:r>
-                <w:permEnd w:id="609502463"/>
               </w:sdtContent>
             </w:sdt>
+            <w:permEnd w:id="75505942"/>
             <w:r>
               <w:rPr>
                 <w:rFonts w:ascii="Arial" w:hAnsi="Arial" w:cs="Arial"/>
@@ -908,11 +924,13 @@
               </w:rPr>
               <w:t xml:space="preserve">  </w:t>
             </w:r>
+            <w:permStart w:id="1483344377" w:edGrp="everyone"/>
             <w:sdt>
               <w:sdtPr>
                 <w:rPr>
                   <w:rFonts w:ascii="Arial" w:hAnsi="Arial" w:cs="Arial"/>
                 </w:rPr>
+                <w:tag w:val="PY_AUTHPAROLE"/>
                 <w:id w:val="-799154846"/>
                 <w14:checkbox>
                   <w14:checked w14:val="0"/>
@@ -921,16 +939,15 @@
                 </w14:checkbox>
               </w:sdtPr>
               <w:sdtContent>
-                <w:permStart w:id="563030906" w:edGrp="everyone"/>
                 <w:r>
                   <w:rPr>
                     <w:rFonts w:ascii="MS Gothic" w:eastAsia="MS Gothic" w:hAnsi="MS Gothic" w:cs="Arial" w:hint="eastAsia"/>
                   </w:rPr>
                   <w:t>☐</w:t>
                 </w:r>
-                <w:permEnd w:id="563030906"/>
               </w:sdtContent>
             </w:sdt>
+            <w:permEnd w:id="1483344377"/>
             <w:r>
               <w:rPr>
                 <w:rFonts w:ascii="Arial" w:hAnsi="Arial" w:cs="Arial"/>
@@ -943,11 +960,13 @@
               </w:rPr>
               <w:t xml:space="preserve">OTHER:  </w:t>
             </w:r>
+            <w:permStart w:id="1185742909" w:edGrp="everyone"/>
             <w:sdt>
               <w:sdtPr>
                 <w:rPr>
                   <w:rFonts w:ascii="Arial" w:hAnsi="Arial" w:cs="Arial"/>
                 </w:rPr>
+                <w:tag w:val="PY_AUTHOTHER"/>
                 <w:id w:val="936722782"/>
                 <w:placeholder>
                   <w:docPart w:val="BFA79ADA1784488397E79C60CD1F0446"/>
@@ -955,7 +974,6 @@
                 <w:text/>
               </w:sdtPr>
               <w:sdtContent>
-                <w:permStart w:id="1061188403" w:edGrp="everyone"/>
                 <w:r>
                   <w:rPr>
                     <w:rFonts w:ascii="Arial" w:hAnsi="Arial" w:cs="Arial"/>
@@ -965,9 +983,9 @@
                   </w:rPr>
                   <w:t xml:space="preserve"> </w:t>
                 </w:r>
-                <w:permEnd w:id="1061188403"/>
               </w:sdtContent>
             </w:sdt>
+            <w:permEnd w:id="1185742909"/>
           </w:p>
         </w:tc>
       </w:tr>
@@ -1088,11 +1106,13 @@
               </w:rPr>
               <w:t xml:space="preserve">YES </w:t>
             </w:r>
+            <w:permStart w:id="944706125" w:edGrp="everyone"/>
             <w:sdt>
               <w:sdtPr>
                 <w:rPr>
                   <w:rFonts w:ascii="Arial" w:hAnsi="Arial" w:cs="Arial"/>
                 </w:rPr>
+                <w:tag w:val="PY_TIMEFRAMEYES"/>
                 <w:id w:val="-1936191325"/>
                 <w14:checkbox>
                   <w14:checked w14:val="0"/>
@@ -1101,27 +1121,28 @@
                 </w14:checkbox>
               </w:sdtPr>
               <w:sdtContent>
-                <w:permStart w:id="1345590725" w:edGrp="everyone"/>
                 <w:r>
                   <w:rPr>
-                    <w:rFonts w:ascii="Segoe UI Symbol" w:eastAsia="MS Gothic" w:hAnsi="Segoe UI Symbol" w:cs="Segoe UI Symbol"/>
+                    <w:rFonts w:ascii="MS Gothic" w:eastAsia="MS Gothic" w:hAnsi="MS Gothic" w:cs="Arial" w:hint="eastAsia"/>
                   </w:rPr>
                   <w:t>☐</w:t>
                 </w:r>
-                <w:permEnd w:id="1345590725"/>
               </w:sdtContent>
             </w:sdt>
+            <w:permEnd w:id="944706125"/>
             <w:r>
               <w:rPr>
                 <w:rFonts w:ascii="Arial" w:hAnsi="Arial" w:cs="Arial"/>
               </w:rPr>
               <w:t xml:space="preserve">        NO </w:t>
             </w:r>
+            <w:permStart w:id="207488103" w:edGrp="everyone"/>
             <w:sdt>
               <w:sdtPr>
                 <w:rPr>
                   <w:rFonts w:ascii="Arial" w:hAnsi="Arial" w:cs="Arial"/>
                 </w:rPr>
+                <w:tag w:val="PY_TIMEFRAMENO"/>
                 <w:id w:val="-2131625048"/>
                 <w14:checkbox>
                   <w14:checked w14:val="0"/>
@@ -1130,18 +1151,18 @@
                 </w14:checkbox>
               </w:sdtPr>
               <w:sdtContent>
-                <w:permStart w:id="1505306464" w:edGrp="everyone"/>
                 <w:r>
                   <w:rPr>
-                    <w:rFonts w:ascii="Segoe UI Symbol" w:eastAsia="MS Gothic" w:hAnsi="Segoe UI Symbol" w:cs="Segoe UI Symbol"/>
+                    <w:rFonts w:ascii="MS Gothic" w:eastAsia="MS Gothic" w:hAnsi="MS Gothic" w:cs="Arial" w:hint="eastAsia"/>
                   </w:rPr>
                   <w:t>☐</w:t>
                 </w:r>
-                <w:permEnd w:id="1505306464"/>
               </w:sdtContent>
             </w:sdt>
+            <w:permEnd w:id="207488103"/>
           </w:p>
         </w:tc>
+        <w:permStart w:id="597506215" w:edGrp="everyone"/>
         <w:tc>
           <w:tcPr>
             <w:tcW w:w="3870" w:type="dxa"/>
@@ -1164,10 +1185,12 @@
                 <w:rPr>
                   <w:rFonts w:ascii="Arial" w:hAnsi="Arial" w:cs="Arial"/>
                 </w:rPr>
+                <w:tag w:val="PY_LIMITSTART"/>
                 <w:id w:val="212863807"/>
                 <w:placeholder>
                   <w:docPart w:val="0BBB14C31D234CBEBE95CC4114AC5765"/>
                 </w:placeholder>
+                <w:showingPlcHdr/>
                 <w:date>
                   <w:dateFormat w:val="dddd, MMMM d, yyyy"/>
                   <w:lid w:val="en-US"/>
@@ -1176,18 +1199,19 @@
                 </w:date>
               </w:sdtPr>
               <w:sdtContent>
-                <w:permStart w:id="1185700864" w:edGrp="everyone"/>
                 <w:r>
                   <w:rPr>
+                    <w:rStyle w:val="PlaceholderText"/>
                     <w:rFonts w:ascii="Arial" w:hAnsi="Arial" w:cs="Arial"/>
                   </w:rPr>
-                  <w:t>PY_LIMITSTART</w:t>
+                  <w:t xml:space="preserve"> </w:t>
                 </w:r>
-                <w:permEnd w:id="1185700864"/>
               </w:sdtContent>
             </w:sdt>
+            <w:permEnd w:id="597506215"/>
           </w:p>
         </w:tc>
+        <w:permStart w:id="1704475774" w:edGrp="everyone"/>
         <w:tc>
           <w:tcPr>
             <w:tcW w:w="4271" w:type="dxa"/>
@@ -1210,10 +1234,12 @@
                 <w:rPr>
                   <w:rFonts w:ascii="Arial" w:hAnsi="Arial" w:cs="Arial"/>
                 </w:rPr>
+                <w:tag w:val="PY_LIMITEND"/>
                 <w:id w:val="-435597364"/>
                 <w:placeholder>
                   <w:docPart w:val="46B9304E2DB24F9987E1B53540CDF304"/>
                 </w:placeholder>
+                <w:showingPlcHdr/>
                 <w:date>
                   <w:dateFormat w:val="dddd, MMMM d, yyyy"/>
                   <w:lid w:val="en-US"/>
@@ -1222,16 +1248,16 @@
                 </w:date>
               </w:sdtPr>
               <w:sdtContent>
-                <w:permStart w:id="1998021681" w:edGrp="everyone"/>
                 <w:r>
                   <w:rPr>
+                    <w:rStyle w:val="PlaceholderText"/>
                     <w:rFonts w:ascii="Arial" w:hAnsi="Arial" w:cs="Arial"/>
                   </w:rPr>
-                  <w:t>PY_LIMITEND</w:t>
+                  <w:t xml:space="preserve"> </w:t>
                 </w:r>
-                <w:permEnd w:id="1998021681"/>
               </w:sdtContent>
             </w:sdt>
+            <w:permEnd w:id="1704475774"/>
           </w:p>
         </w:tc>
       </w:tr>
@@ -1336,19 +1362,21 @@
         <w:trPr>
           <w:trHeight w:val="344"/>
         </w:trPr>
+        <w:permStart w:id="1107501446" w:edGrp="everyone" w:displacedByCustomXml="next"/>
         <w:sdt>
           <w:sdtPr>
             <w:rPr>
               <w:rFonts w:ascii="Arial" w:hAnsi="Arial" w:cs="Arial"/>
             </w:rPr>
+            <w:tag w:val="PY_EXAMINER"/>
             <w:id w:val="-653995319"/>
             <w:placeholder>
               <w:docPart w:val="72230117A9F94004BBAD0937BBD73636"/>
             </w:placeholder>
+            <w:showingPlcHdr/>
             <w:text/>
           </w:sdtPr>
           <w:sdtContent>
-            <w:permStart w:id="1815572703" w:edGrp="everyone" w:displacedByCustomXml="prev"/>
             <w:tc>
               <w:tcPr>
                 <w:tcW w:w="3235" w:type="dxa"/>
@@ -1373,15 +1401,17 @@
                 </w:pPr>
                 <w:r>
                   <w:rPr>
+                    <w:rStyle w:val="PlaceholderText"/>
                     <w:rFonts w:ascii="Arial" w:hAnsi="Arial" w:cs="Arial"/>
                   </w:rPr>
-                  <w:t>PY_EXAMINER</w:t>
+                  <w:t xml:space="preserve"> </w:t>
                 </w:r>
               </w:p>
             </w:tc>
-            <w:permEnd w:id="1815572703" w:displacedByCustomXml="next"/>
           </w:sdtContent>
         </w:sdt>
+        <w:permEnd w:id="1107501446" w:displacedByCustomXml="prev"/>
+        <w:permStart w:id="959719594" w:edGrp="everyone"/>
         <w:tc>
           <w:tcPr>
             <w:tcW w:w="3870" w:type="dxa"/>
@@ -1407,10 +1437,12 @@
                 <w:rPr>
                   <w:rFonts w:ascii="Arial" w:hAnsi="Arial" w:cs="Arial"/>
                 </w:rPr>
+                <w:tag w:val="PY_IMAGEDATE"/>
                 <w:id w:val="-1996641527"/>
                 <w:placeholder>
                   <w:docPart w:val="CD08A0A46BA74EFCAB3793B7AF615310"/>
                 </w:placeholder>
+                <w:showingPlcHdr/>
                 <w:date>
                   <w:dateFormat w:val="dddd, MMMM d, yyyy"/>
                   <w:lid w:val="en-US"/>
@@ -1419,16 +1451,16 @@
                 </w:date>
               </w:sdtPr>
               <w:sdtContent>
-                <w:permStart w:id="218393643" w:edGrp="everyone"/>
                 <w:r>
                   <w:rPr>
+                    <w:rStyle w:val="PlaceholderText"/>
                     <w:rFonts w:ascii="Arial" w:hAnsi="Arial" w:cs="Arial"/>
                   </w:rPr>
-                  <w:t>PY_IMAGEDATE</w:t>
+                  <w:t xml:space="preserve"> </w:t>
                 </w:r>
-                <w:permEnd w:id="218393643"/>
               </w:sdtContent>
             </w:sdt>
+            <w:permEnd w:id="959719594"/>
           </w:p>
         </w:tc>
         <w:tc>
@@ -2110,19 +2142,21 @@
             </w:sdt>
           </w:p>
         </w:tc>
+        <w:permStart w:id="1213627064" w:edGrp="everyone" w:displacedByCustomXml="next"/>
         <w:sdt>
           <w:sdtPr>
             <w:rPr>
               <w:rFonts w:ascii="Arial" w:hAnsi="Arial" w:cs="Arial"/>
             </w:rPr>
+            <w:tag w:val="PY_DEVMAKE"/>
             <w:id w:val="540102773"/>
             <w:placeholder>
               <w:docPart w:val="3D26D1DFDE584020A181583911DAE5D0"/>
             </w:placeholder>
+            <w:showingPlcHdr/>
             <w:text/>
           </w:sdtPr>
           <w:sdtContent>
-            <w:permStart w:id="1911782387" w:edGrp="everyone" w:displacedByCustomXml="prev"/>
             <w:tc>
               <w:tcPr>
                 <w:tcW w:w="3870" w:type="dxa"/>
@@ -2140,28 +2174,31 @@
                 </w:pPr>
                 <w:r>
                   <w:rPr>
+                    <w:rStyle w:val="PlaceholderText"/>
                     <w:rFonts w:ascii="Arial" w:hAnsi="Arial" w:cs="Arial"/>
                   </w:rPr>
-                  <w:t>PY_DEVMAKE</w:t>
+                  <w:t xml:space="preserve"> </w:t>
                 </w:r>
               </w:p>
             </w:tc>
-            <w:permEnd w:id="1911782387" w:displacedByCustomXml="next"/>
           </w:sdtContent>
         </w:sdt>
+        <w:permEnd w:id="1213627064" w:displacedByCustomXml="prev"/>
+        <w:permStart w:id="1235114942" w:edGrp="everyone" w:displacedByCustomXml="next"/>
         <w:sdt>
           <w:sdtPr>
             <w:rPr>
               <w:rFonts w:ascii="Arial" w:hAnsi="Arial" w:cs="Arial"/>
             </w:rPr>
+            <w:tag w:val="PY_DEVMODEL"/>
             <w:id w:val="-1783111413"/>
             <w:placeholder>
               <w:docPart w:val="F71E2BD501D64C508389538C683EEEAD"/>
             </w:placeholder>
+            <w:showingPlcHdr/>
             <w:text/>
           </w:sdtPr>
           <w:sdtContent>
-            <w:permStart w:id="1453286638" w:edGrp="everyone" w:displacedByCustomXml="prev"/>
             <w:tc>
               <w:tcPr>
                 <w:tcW w:w="4721" w:type="dxa"/>
@@ -2179,15 +2216,16 @@
                 </w:pPr>
                 <w:r>
                   <w:rPr>
+                    <w:rStyle w:val="PlaceholderText"/>
                     <w:rFonts w:ascii="Arial" w:hAnsi="Arial" w:cs="Arial"/>
                   </w:rPr>
-                  <w:t>PY_DEVMODEL</w:t>
+                  <w:t xml:space="preserve"> </w:t>
                 </w:r>
               </w:p>
             </w:tc>
-            <w:permEnd w:id="1453286638" w:displacedByCustomXml="next"/>
           </w:sdtContent>
         </w:sdt>
+        <w:permEnd w:id="1235114942" w:displacedByCustomXml="prev"/>
       </w:tr>
       <w:tr>
         <w:trPr>
@@ -2292,19 +2330,21 @@
             </w:pPr>
           </w:p>
         </w:tc>
+        <w:permStart w:id="1557868739" w:edGrp="everyone" w:displacedByCustomXml="next"/>
         <w:sdt>
           <w:sdtPr>
             <w:rPr>
               <w:rFonts w:ascii="Arial" w:hAnsi="Arial" w:cs="Arial"/>
             </w:rPr>
+            <w:tag w:val="PY_COLOR"/>
             <w:id w:val="1189019236"/>
             <w:placeholder>
               <w:docPart w:val="B33438771F224BD0A5E6F678C8E6587E"/>
             </w:placeholder>
+            <w:showingPlcHdr/>
             <w:text/>
           </w:sdtPr>
           <w:sdtContent>
-            <w:permStart w:id="80573691" w:edGrp="everyone" w:displacedByCustomXml="prev"/>
             <w:tc>
               <w:tcPr>
                 <w:tcW w:w="3870" w:type="dxa"/>
@@ -2322,15 +2362,17 @@
                 </w:pPr>
                 <w:r>
                   <w:rPr>
+                    <w:rStyle w:val="PlaceholderText"/>
                     <w:rFonts w:ascii="Arial" w:hAnsi="Arial" w:cs="Arial"/>
                   </w:rPr>
-                  <w:t>PY_COLOR</w:t>
+                  <w:t xml:space="preserve"> </w:t>
                 </w:r>
               </w:p>
             </w:tc>
-            <w:permEnd w:id="80573691" w:displacedByCustomXml="next"/>
           </w:sdtContent>
         </w:sdt>
+        <w:permEnd w:id="1557868739" w:displacedByCustomXml="prev"/>
+        <w:permStart w:id="720242475" w:edGrp="everyone"/>
         <w:tc>
           <w:tcPr>
             <w:tcW w:w="4721" w:type="dxa"/>
@@ -2351,10 +2393,12 @@
                 <w:rPr>
                   <w:rFonts w:ascii="Arial" w:hAnsi="Arial" w:cs="Arial"/>
                 </w:rPr>
+                <w:tag w:val="PY_CAPACITY"/>
                 <w:id w:val="-1224679933"/>
                 <w:placeholder>
                   <w:docPart w:val="60325C138123403481A8891B247C10E2"/>
                 </w:placeholder>
+                <w:showingPlcHdr/>
                 <w:date>
                   <w:dateFormat w:val="dddd, MMMM d, yyyy"/>
                   <w:lid w:val="en-US"/>
@@ -2363,16 +2407,16 @@
                 </w:date>
               </w:sdtPr>
               <w:sdtContent>
-                <w:permStart w:id="750796581" w:edGrp="everyone"/>
                 <w:r>
                   <w:rPr>
+                    <w:rStyle w:val="PlaceholderText"/>
                     <w:rFonts w:ascii="Arial" w:hAnsi="Arial" w:cs="Arial"/>
                   </w:rPr>
-                  <w:t>PY_CAPACITY</w:t>
+                  <w:t xml:space="preserve"> </w:t>
                 </w:r>
-                <w:permEnd w:id="750796581"/>
               </w:sdtContent>
             </w:sdt>
+            <w:permEnd w:id="720242475"/>
           </w:p>
         </w:tc>
       </w:tr>
@@ -2659,6 +2703,7 @@
             </w:sdt>
           </w:p>
         </w:tc>
+        <w:permStart w:id="1867135706" w:edGrp="everyone"/>
         <w:tc>
           <w:tcPr>
             <w:tcW w:w="3792" w:type="dxa"/>
@@ -2679,10 +2724,12 @@
                 <w:rPr>
                   <w:rFonts w:ascii="Arial" w:hAnsi="Arial" w:cs="Arial"/>
                 </w:rPr>
+                <w:tag w:val="PY_IMAGEDATE"/>
                 <w:id w:val="-1524931440"/>
                 <w:placeholder>
                   <w:docPart w:val="BA737BE9FA4E414682F159DC89B160B6"/>
                 </w:placeholder>
+                <w:showingPlcHdr/>
                 <w:date>
                   <w:dateFormat w:val="dddd, MMMM d, yyyy"/>
                   <w:lid w:val="en-US"/>
@@ -2691,16 +2738,16 @@
                 </w:date>
               </w:sdtPr>
               <w:sdtContent>
-                <w:permStart w:id="2089898716" w:edGrp="everyone"/>
                 <w:r>
                   <w:rPr>
+                    <w:rStyle w:val="PlaceholderText"/>
                     <w:rFonts w:ascii="Arial" w:hAnsi="Arial" w:cs="Arial"/>
                   </w:rPr>
-                  <w:t>PY_IMAGEDATE</w:t>
+                  <w:t xml:space="preserve"> </w:t>
                 </w:r>
-                <w:permEnd w:id="2089898716"/>
               </w:sdtContent>
             </w:sdt>
+            <w:permEnd w:id="1867135706"/>
           </w:p>
         </w:tc>
         <w:tc>
@@ -2934,34 +2981,31 @@
               </w:rPr>
               <w:t xml:space="preserve">Version: </w:t>
             </w:r>
+            <w:permStart w:id="1062079733" w:edGrp="everyone"/>
             <w:sdt>
               <w:sdtPr>
                 <w:rPr>
                   <w:rFonts w:ascii="Arial" w:hAnsi="Arial" w:cs="Arial"/>
                 </w:rPr>
+                <w:tag w:val="PY_XWVER"/>
                 <w:id w:val="-1308154340"/>
                 <w:placeholder>
                   <w:docPart w:val="13DB56BAB3974FE5A01582EB0B460DAC"/>
                 </w:placeholder>
+                <w:showingPlcHdr/>
                 <w:text/>
               </w:sdtPr>
               <w:sdtContent>
-                <w:permStart w:id="583476753" w:edGrp="everyone"/>
                 <w:r>
                   <w:rPr>
+                    <w:rStyle w:val="PlaceholderText"/>
                     <w:rFonts w:ascii="Arial" w:hAnsi="Arial" w:cs="Arial"/>
                   </w:rPr>
-                  <w:t>PY_XW</w:t>
+                  <w:t xml:space="preserve"> </w:t>
                 </w:r>
-                <w:r>
-                  <w:rPr>
-                    <w:rFonts w:ascii="Arial" w:hAnsi="Arial" w:cs="Arial"/>
-                  </w:rPr>
-                  <w:t>VER</w:t>
-                </w:r>
-                <w:permEnd w:id="583476753"/>
               </w:sdtContent>
             </w:sdt>
+            <w:permEnd w:id="1062079733"/>
           </w:p>
           <w:permStart w:id="2110813932" w:edGrp="everyone"/>
           <w:p>
@@ -2975,6 +3019,7 @@
                 <w:rPr>
                   <w:rFonts w:ascii="Arial" w:hAnsi="Arial" w:cs="Arial"/>
                 </w:rPr>
+                <w:tag w:val="PY_XWYES"/>
                 <w:id w:val="145710822"/>
                 <w14:checkbox>
                   <w14:checked w14:val="0"/>
@@ -3031,28 +3076,31 @@
               </w:rPr>
               <w:t xml:space="preserve">Version: </w:t>
             </w:r>
+            <w:permStart w:id="1458403654" w:edGrp="everyone"/>
             <w:sdt>
               <w:sdtPr>
                 <w:rPr>
                   <w:rFonts w:ascii="Arial" w:hAnsi="Arial" w:cs="Arial"/>
                 </w:rPr>
+                <w:tag w:val="PY_FTKVER"/>
                 <w:id w:val="1349755123"/>
                 <w:placeholder>
                   <w:docPart w:val="8B2A676615CC41ABB245F1CAAA4EC07A"/>
                 </w:placeholder>
+                <w:showingPlcHdr/>
                 <w:text/>
               </w:sdtPr>
               <w:sdtContent>
-                <w:permStart w:id="1097231678" w:edGrp="everyone"/>
                 <w:r>
                   <w:rPr>
+                    <w:rStyle w:val="PlaceholderText"/>
                     <w:rFonts w:ascii="Arial" w:hAnsi="Arial" w:cs="Arial"/>
                   </w:rPr>
-                  <w:t>PY_FTKVER</w:t>
+                  <w:t xml:space="preserve"> </w:t>
                 </w:r>
-                <w:permEnd w:id="1097231678"/>
               </w:sdtContent>
             </w:sdt>
+            <w:permEnd w:id="1458403654"/>
           </w:p>
           <w:permStart w:id="1570465233" w:edGrp="everyone"/>
           <w:p>
@@ -3066,6 +3114,7 @@
                 <w:rPr>
                   <w:rFonts w:ascii="Arial" w:hAnsi="Arial" w:cs="Arial"/>
                 </w:rPr>
+                <w:tag w:val="PY_FTKYES"/>
                 <w:id w:val="901019800"/>
                 <w14:checkbox>
                   <w14:checked w14:val="0"/>
@@ -3121,28 +3170,31 @@
               </w:rPr>
               <w:t xml:space="preserve">Version: </w:t>
             </w:r>
+            <w:permStart w:id="705459558" w:edGrp="everyone"/>
             <w:sdt>
               <w:sdtPr>
                 <w:rPr>
                   <w:rFonts w:ascii="Arial" w:hAnsi="Arial" w:cs="Arial"/>
                 </w:rPr>
+                <w:tag w:val="PY_TX1VER"/>
                 <w:id w:val="-1573649796"/>
                 <w:placeholder>
                   <w:docPart w:val="2CBB99776CB84663BC0E719803252BAC"/>
                 </w:placeholder>
+                <w:showingPlcHdr/>
                 <w:text/>
               </w:sdtPr>
               <w:sdtContent>
-                <w:permStart w:id="441863196" w:edGrp="everyone"/>
                 <w:r>
                   <w:rPr>
+                    <w:rStyle w:val="PlaceholderText"/>
                     <w:rFonts w:ascii="Arial" w:hAnsi="Arial" w:cs="Arial"/>
                   </w:rPr>
-                  <w:t>PY_TX1VER</w:t>
+                  <w:t xml:space="preserve"> </w:t>
                 </w:r>
-                <w:permEnd w:id="441863196"/>
               </w:sdtContent>
             </w:sdt>
+            <w:permEnd w:id="705459558"/>
           </w:p>
           <w:permStart w:id="320081527" w:edGrp="everyone"/>
           <w:p>
@@ -3156,6 +3208,7 @@
                 <w:rPr>
                   <w:rFonts w:ascii="Arial" w:hAnsi="Arial" w:cs="Arial"/>
                 </w:rPr>
+                <w:tag w:val="PY_TX1YES"/>
                 <w:id w:val="465167579"/>
                 <w14:checkbox>
                   <w14:checked w14:val="0"/>
@@ -3347,11 +3400,13 @@
               </w:rPr>
               <w:t xml:space="preserve">Version: </w:t>
             </w:r>
+            <w:permStart w:id="1473666850" w:edGrp="everyone"/>
             <w:sdt>
               <w:sdtPr>
                 <w:rPr>
                   <w:rFonts w:ascii="Arial" w:hAnsi="Arial" w:cs="Arial"/>
                 </w:rPr>
+                <w:tag w:val="PY_XWVER"/>
                 <w:id w:val="-239399999"/>
                 <w:placeholder>
                   <w:docPart w:val="30619FA96FA344C6A19857A5ABE1CF47"/>
@@ -3360,7 +3415,6 @@
                 <w:text/>
               </w:sdtPr>
               <w:sdtContent>
-                <w:permStart w:id="870582069" w:edGrp="everyone"/>
                 <w:r>
                   <w:rPr>
                     <w:rStyle w:val="PlaceholderText"/>
@@ -3368,9 +3422,9 @@
                   </w:rPr>
                   <w:t xml:space="preserve"> </w:t>
                 </w:r>
-                <w:permEnd w:id="870582069"/>
               </w:sdtContent>
             </w:sdt>
+            <w:permEnd w:id="1473666850"/>
           </w:p>
           <w:permStart w:id="1516400646" w:edGrp="everyone"/>
           <w:p>
@@ -3389,6 +3443,7 @@
                 <w:rPr>
                   <w:rFonts w:ascii="Arial" w:hAnsi="Arial" w:cs="Arial"/>
                 </w:rPr>
+                <w:tag w:val="PY_XWPROYES"/>
                 <w:id w:val="870961987"/>
                 <w14:checkbox>
                   <w14:checked w14:val="0"/>
@@ -3450,28 +3505,31 @@
               </w:rPr>
               <w:t xml:space="preserve">Version: </w:t>
             </w:r>
+            <w:permStart w:id="487615435" w:edGrp="everyone"/>
             <w:sdt>
               <w:sdtPr>
                 <w:rPr>
                   <w:rFonts w:ascii="Arial" w:hAnsi="Arial" w:cs="Arial"/>
                 </w:rPr>
+                <w:tag w:val="PY_EXAMINEVER"/>
                 <w:id w:val="1075940820"/>
                 <w:placeholder>
                   <w:docPart w:val="09CB18A341BF4959A8EA39F9FD74E117"/>
                 </w:placeholder>
+                <w:showingPlcHdr/>
                 <w:text/>
               </w:sdtPr>
               <w:sdtContent>
-                <w:permStart w:id="656093911" w:edGrp="everyone"/>
                 <w:r>
                   <w:rPr>
+                    <w:rStyle w:val="PlaceholderText"/>
                     <w:rFonts w:ascii="Arial" w:hAnsi="Arial" w:cs="Arial"/>
                   </w:rPr>
-                  <w:t>PY_EXAMINE</w:t>
+                  <w:t xml:space="preserve"> </w:t>
                 </w:r>
-                <w:permEnd w:id="656093911"/>
               </w:sdtContent>
             </w:sdt>
+            <w:permEnd w:id="487615435"/>
           </w:p>
           <w:permStart w:id="94988067" w:edGrp="everyone"/>
           <w:p>
@@ -3490,6 +3548,7 @@
                 <w:rPr>
                   <w:rFonts w:ascii="Arial" w:hAnsi="Arial" w:cs="Arial"/>
                 </w:rPr>
+                <w:tag w:val="PY_EXAMINEYES"/>
                 <w:id w:val="1457068155"/>
                 <w14:checkbox>
                   <w14:checked w14:val="0"/>
@@ -3594,6 +3653,7 @@
                 <w:rPr>
                   <w:rFonts w:ascii="Arial" w:hAnsi="Arial" w:cs="Arial"/>
                 </w:rPr>
+                <w:tag w:val="PY_GRIFFEYEYES"/>
                 <w:id w:val="-1120219493"/>
                 <w14:checkbox>
                   <w14:checked w14:val="0"/>
@@ -3716,11 +3776,13 @@
               <w:top w:val="nil"/>
             </w:tcBorders>
           </w:tcPr>
+          <w:permStart w:id="245526862" w:edGrp="everyone" w:displacedByCustomXml="next"/>
           <w:sdt>
             <w:sdtPr>
               <w:rPr>
                 <w:rFonts w:ascii="Arial" w:hAnsi="Arial" w:cs="Arial"/>
               </w:rPr>
+              <w:tag w:val="PY_NOTES"/>
               <w:id w:val="995143063"/>
               <w:placeholder>
                 <w:docPart w:val="1AAF7E6B48374BB0973902794849DF16"/>
@@ -3728,7 +3790,6 @@
               <w:showingPlcHdr/>
             </w:sdtPr>
             <w:sdtContent>
-              <w:permStart w:id="969630998" w:edGrp="everyone" w:displacedByCustomXml="prev"/>
               <w:p>
                 <w:pPr>
                   <w:rPr>
@@ -3738,13 +3799,14 @@
                 <w:r>
                   <w:rPr>
                     <w:rStyle w:val="PlaceholderText"/>
+                    <w:rFonts w:ascii="Arial" w:hAnsi="Arial" w:cs="Arial"/>
                   </w:rPr>
                   <w:t>Click or tap here to enter text.</w:t>
                 </w:r>
               </w:p>
-              <w:permEnd w:id="969630998" w:displacedByCustomXml="next"/>
             </w:sdtContent>
           </w:sdt>
+          <w:permEnd w:id="245526862" w:displacedByCustomXml="prev"/>
           <w:p>
             <w:pPr>
               <w:rPr>
@@ -3836,18 +3898,20 @@
               <w:top w:val="nil"/>
             </w:tcBorders>
           </w:tcPr>
+          <w:permStart w:id="1532302342" w:edGrp="everyone" w:displacedByCustomXml="next"/>
           <w:sdt>
             <w:sdtPr>
               <w:rPr>
                 <w:rFonts w:ascii="Arial" w:hAnsi="Arial" w:cs="Arial"/>
               </w:rPr>
+              <w:tag w:val="PY_ACQUIRE"/>
               <w:id w:val="-1490635480"/>
               <w:placeholder>
                 <w:docPart w:val="C057D11CB46E4A448FA4988220A0FE3E"/>
               </w:placeholder>
+              <w:showingPlcHdr/>
             </w:sdtPr>
             <w:sdtContent>
-              <w:permStart w:id="2115710638" w:edGrp="everyone" w:displacedByCustomXml="prev"/>
               <w:p>
                 <w:pPr>
                   <w:rPr>
@@ -3856,14 +3920,15 @@
                 </w:pPr>
                 <w:r>
                   <w:rPr>
+                    <w:rStyle w:val="PlaceholderText"/>
                     <w:rFonts w:ascii="Arial" w:hAnsi="Arial" w:cs="Arial"/>
                   </w:rPr>
-                  <w:t>PY_ACQUIRE</w:t>
+                  <w:t>Click or tap here to enter text.</w:t>
                 </w:r>
               </w:p>
-              <w:permEnd w:id="2115710638" w:displacedByCustomXml="next"/>
             </w:sdtContent>
           </w:sdt>
+          <w:permEnd w:id="1532302342" w:displacedByCustomXml="prev"/>
           <w:p>
             <w:pPr>
               <w:rPr>
@@ -3928,18 +3993,20 @@
               <w:top w:val="nil"/>
             </w:tcBorders>
           </w:tcPr>
+          <w:permStart w:id="731463224" w:edGrp="everyone" w:displacedByCustomXml="next"/>
           <w:sdt>
             <w:sdtPr>
               <w:rPr>
                 <w:rFonts w:ascii="Arial" w:hAnsi="Arial" w:cs="Arial"/>
               </w:rPr>
+              <w:tag w:val="PY_TEXT"/>
               <w:id w:val="1511265889"/>
               <w:placeholder>
                 <w:docPart w:val="B72748FCF3EC4C0895C9C15657F41D63"/>
               </w:placeholder>
+              <w:showingPlcHdr/>
             </w:sdtPr>
             <w:sdtContent>
-              <w:permStart w:id="664364486" w:edGrp="everyone" w:displacedByCustomXml="prev"/>
               <w:p>
                 <w:pPr>
                   <w:rPr>
@@ -3948,14 +4015,15 @@
                 </w:pPr>
                 <w:r>
                   <w:rPr>
+                    <w:rStyle w:val="PlaceholderText"/>
                     <w:rFonts w:ascii="Arial" w:hAnsi="Arial" w:cs="Arial"/>
                   </w:rPr>
-                  <w:t>PY_TEXT</w:t>
+                  <w:t>Click or tap here to enter text.</w:t>
                 </w:r>
               </w:p>
-              <w:permEnd w:id="664364486" w:displacedByCustomXml="next"/>
             </w:sdtContent>
           </w:sdt>
+          <w:permEnd w:id="731463224" w:displacedByCustomXml="prev"/>
           <w:p>
             <w:pPr>
               <w:rPr>
@@ -4346,7 +4414,7 @@
       <w:jc w:val="center"/>
     </w:pPr>
     <w:r>
-      <w:t>[AGENCY NAME]</w:t>
+      <w:t>[AGENCY]</w:t>
     </w:r>
   </w:p>
   <w:p>
@@ -4469,7 +4537,7 @@
       <w:jc w:val="center"/>
     </w:pPr>
     <w:r>
-      <w:t>[AGENCY NAME]</w:t>
+      <w:t>[AGENCY]</w:t>
     </w:r>
   </w:p>
   <w:p>
@@ -4527,25 +4595,90 @@
     <w:bookmarkStart w:id="1" w:name="_Hlk202628556"/>
     <w:r>
       <w:rPr>
+        <w:rFonts w:ascii="Arial" w:hAnsi="Arial" w:cs="Arial"/>
+        <w:b/>
+        <w:bCs/>
         <w:noProof/>
+        <w:sz w:val="28"/>
+        <w:szCs w:val="28"/>
       </w:rPr>
       <w:drawing>
-        <wp:anchor distT="0" distB="0" distL="114300" distR="114300" simplePos="0" relativeHeight="251660288" behindDoc="1" locked="0" layoutInCell="1" allowOverlap="1" wp14:anchorId="236CB47C" wp14:editId="14B754AE">
+        <wp:anchor distT="0" distB="0" distL="114300" distR="114300" simplePos="0" relativeHeight="251659264" behindDoc="1" locked="0" layoutInCell="1" allowOverlap="1" wp14:anchorId="6070FA5F" wp14:editId="5696D6A5">
           <wp:simplePos x="0" y="0"/>
           <wp:positionH relativeFrom="outsideMargin">
-            <wp:posOffset>-345440</wp:posOffset>
+            <wp:posOffset>-6561455</wp:posOffset>
           </wp:positionH>
           <wp:positionV relativeFrom="page">
             <wp:posOffset>273050</wp:posOffset>
           </wp:positionV>
-          <wp:extent cx="895350" cy="941705"/>
-          <wp:effectExtent l="0" t="0" r="0" b="0"/>
+          <wp:extent cx="894080" cy="941705"/>
+          <wp:effectExtent l="0" t="0" r="1270" b="0"/>
+          <wp:wrapSquare wrapText="bothSides"/>
+          <wp:docPr id="207324398" name="Picture 1"/>
+          <wp:cNvGraphicFramePr>
+            <a:graphicFrameLocks xmlns:a="http://schemas.openxmlformats.org/drawingml/2006/main" noChangeAspect="1"/>
+          </wp:cNvGraphicFramePr>
+          <a:graphic xmlns:a="http://schemas.openxmlformats.org/drawingml/2006/main">
+            <a:graphicData uri="http://schemas.openxmlformats.org/drawingml/2006/picture">
+              <pic:pic xmlns:pic="http://schemas.openxmlformats.org/drawingml/2006/picture">
+                <pic:nvPicPr>
+                  <pic:cNvPr id="207324398" name="Picture 1"/>
+                  <pic:cNvPicPr/>
+                </pic:nvPicPr>
+                <pic:blipFill>
+                  <a:blip r:embed="rId1">
+                    <a:extLst>
+                      <a:ext uri="{28A0092B-C50C-407E-A947-70E740481C1C}">
+                        <a14:useLocalDpi xmlns:a14="http://schemas.microsoft.com/office/drawing/2010/main" val="0"/>
+                      </a:ext>
+                    </a:extLst>
+                  </a:blip>
+                  <a:stretch>
+                    <a:fillRect/>
+                  </a:stretch>
+                </pic:blipFill>
+                <pic:spPr>
+                  <a:xfrm>
+                    <a:off x="0" y="0"/>
+                    <a:ext cx="894080" cy="941705"/>
+                  </a:xfrm>
+                  <a:prstGeom prst="rect">
+                    <a:avLst/>
+                  </a:prstGeom>
+                </pic:spPr>
+              </pic:pic>
+            </a:graphicData>
+          </a:graphic>
+          <wp14:sizeRelH relativeFrom="margin">
+            <wp14:pctWidth>0</wp14:pctWidth>
+          </wp14:sizeRelH>
+          <wp14:sizeRelV relativeFrom="margin">
+            <wp14:pctHeight>0</wp14:pctHeight>
+          </wp14:sizeRelV>
+        </wp:anchor>
+      </w:drawing>
+    </w:r>
+    <w:r>
+      <w:rPr>
+        <w:noProof/>
+      </w:rPr>
+      <w:drawing>
+        <wp:anchor distT="0" distB="0" distL="114300" distR="114300" simplePos="0" relativeHeight="251660288" behindDoc="1" locked="0" layoutInCell="1" allowOverlap="1" wp14:anchorId="236CB47C" wp14:editId="2C9AEF26">
+          <wp:simplePos x="0" y="0"/>
+          <wp:positionH relativeFrom="outsideMargin">
+            <wp:posOffset>-344805</wp:posOffset>
+          </wp:positionH>
+          <wp:positionV relativeFrom="page">
+            <wp:posOffset>273050</wp:posOffset>
+          </wp:positionV>
+          <wp:extent cx="894080" cy="941705"/>
+          <wp:effectExtent l="0" t="0" r="1270" b="0"/>
           <wp:wrapTight wrapText="bothSides">
             <wp:wrapPolygon edited="0">
               <wp:start x="0" y="0"/>
               <wp:lineTo x="0" y="20974"/>
-              <wp:lineTo x="21140" y="20974"/>
-              <wp:lineTo x="21140" y="0"/>
+              <wp:lineTo x="21170" y="20974"/>
+              <wp:lineTo x="21170" y="0"/>
               <wp:lineTo x="0" y="0"/>
             </wp:wrapPolygon>
           </wp:wrapTight>
@@ -4577,7 +4710,7 @@
                 <pic:spPr bwMode="auto">
                   <a:xfrm>
                     <a:off x="0" y="0"/>
-                    <a:ext cx="895350" cy="941705"/>
+                    <a:ext cx="894080" cy="941705"/>
                   </a:xfrm>
                   <a:prstGeom prst="rect">
                     <a:avLst/>
@@ -4604,75 +4737,10 @@
         <w:rFonts w:ascii="Arial" w:hAnsi="Arial" w:cs="Arial"/>
         <w:b/>
         <w:bCs/>
-        <w:noProof/>
-        <w:sz w:val="28"/>
-        <w:szCs w:val="28"/>
-      </w:rPr>
-      <w:drawing>
-        <wp:anchor distT="0" distB="0" distL="114300" distR="114300" simplePos="0" relativeHeight="251659264" behindDoc="1" locked="0" layoutInCell="1" allowOverlap="1" wp14:anchorId="6070FA5F" wp14:editId="60CC8092">
-          <wp:simplePos x="0" y="0"/>
-          <wp:positionH relativeFrom="outsideMargin">
-            <wp:posOffset>-6562090</wp:posOffset>
-          </wp:positionH>
-          <wp:positionV relativeFrom="page">
-            <wp:posOffset>273050</wp:posOffset>
-          </wp:positionV>
-          <wp:extent cx="895350" cy="941705"/>
-          <wp:effectExtent l="0" t="0" r="0" b="0"/>
-          <wp:wrapSquare wrapText="bothSides"/>
-          <wp:docPr id="207324398" name="Picture 1"/>
-          <wp:cNvGraphicFramePr>
-            <a:graphicFrameLocks xmlns:a="http://schemas.openxmlformats.org/drawingml/2006/main" noChangeAspect="1"/>
-          </wp:cNvGraphicFramePr>
-          <a:graphic xmlns:a="http://schemas.openxmlformats.org/drawingml/2006/main">
-            <a:graphicData uri="http://schemas.openxmlformats.org/drawingml/2006/picture">
-              <pic:pic xmlns:pic="http://schemas.openxmlformats.org/drawingml/2006/picture">
-                <pic:nvPicPr>
-                  <pic:cNvPr id="207324398" name="Picture 1"/>
-                  <pic:cNvPicPr/>
-                </pic:nvPicPr>
-                <pic:blipFill>
-                  <a:blip r:embed="rId1">
-                    <a:extLst>
-                      <a:ext uri="{28A0092B-C50C-407E-A947-70E740481C1C}">
-                        <a14:useLocalDpi xmlns:a14="http://schemas.microsoft.com/office/drawing/2010/main" val="0"/>
-                      </a:ext>
-                    </a:extLst>
-                  </a:blip>
-                  <a:stretch>
-                    <a:fillRect/>
-                  </a:stretch>
-                </pic:blipFill>
-                <pic:spPr>
-                  <a:xfrm>
-                    <a:off x="0" y="0"/>
-                    <a:ext cx="895350" cy="941705"/>
-                  </a:xfrm>
-                  <a:prstGeom prst="rect">
-                    <a:avLst/>
-                  </a:prstGeom>
-                </pic:spPr>
-              </pic:pic>
-            </a:graphicData>
-          </a:graphic>
-          <wp14:sizeRelH relativeFrom="margin">
-            <wp14:pctWidth>0</wp14:pctWidth>
-          </wp14:sizeRelH>
-          <wp14:sizeRelV relativeFrom="margin">
-            <wp14:pctHeight>0</wp14:pctHeight>
-          </wp14:sizeRelV>
-        </wp:anchor>
-      </w:drawing>
-    </w:r>
-    <w:r>
-      <w:rPr>
-        <w:rFonts w:ascii="Arial" w:hAnsi="Arial" w:cs="Arial"/>
-        <w:b/>
-        <w:bCs/>
         <w:sz w:val="32"/>
         <w:szCs w:val="32"/>
       </w:rPr>
-      <w:t>[AGENCY NAME]</w:t>
+      <w:t>[AGENCY]</w:t>
     </w:r>
   </w:p>
   <w:p>
@@ -6510,31 +6578,12 @@
     <w:pitch w:val="fixed"/>
     <w:sig w:usb0="E00002FF" w:usb1="6AC7FDFB" w:usb2="08000012" w:usb3="00000000" w:csb0="0002009F" w:csb1="00000000"/>
   </w:font>
-  <w:font w:name="Segoe UI Symbol">
-    <w:panose1 w:val="020B0502040204020203"/>
-    <w:charset w:val="00"/>
-    <w:family w:val="swiss"/>
-    <w:pitch w:val="variable"/>
-    <w:sig w:usb0="800001E3" w:usb1="1200FFEF" w:usb2="00040000" w:usb3="00000000" w:csb0="00000001" w:csb1="00000000"/>
-  </w:font>
   <w:font w:name="Calibri Light">
     <w:panose1 w:val="020F0302020204030204"/>
     <w:charset w:val="00"/>
     <w:family w:val="swiss"/>
     <w:pitch w:val="variable"/>
     <w:sig w:usb0="E4002EFF" w:usb1="C200247B" w:usb2="00000009" w:usb3="00000000" w:csb0="000001FF" w:csb1="00000000"/>
-  </w:font>
-  <w:font w:name="Aptos">
-    <w:charset w:val="00"/>
-    <w:family w:val="swiss"/>
-    <w:pitch w:val="variable"/>
-    <w:sig w:usb0="20000287" w:usb1="00000003" w:usb2="00000000" w:usb3="00000000" w:csb0="0000019F" w:csb1="00000000"/>
-  </w:font>
-  <w:font w:name="Aptos Display">
-    <w:charset w:val="00"/>
-    <w:family w:val="swiss"/>
-    <w:pitch w:val="variable"/>
-    <w:sig w:usb0="20000287" w:usb1="00000003" w:usb2="00000000" w:usb3="00000000" w:csb0="0000019F" w:csb1="00000000"/>
   </w:font>
 </w:fonts>
 </file>
@@ -6561,12 +6610,16 @@
     <w:rsid w:val="000B1D2E"/>
     <w:rsid w:val="000B6DF9"/>
     <w:rsid w:val="000C6706"/>
+    <w:rsid w:val="0011681C"/>
     <w:rsid w:val="0013616B"/>
+    <w:rsid w:val="00150A57"/>
     <w:rsid w:val="001617B7"/>
+    <w:rsid w:val="0016223D"/>
     <w:rsid w:val="0019695C"/>
     <w:rsid w:val="0022560E"/>
     <w:rsid w:val="0024185A"/>
     <w:rsid w:val="00263AE7"/>
+    <w:rsid w:val="00271A2C"/>
     <w:rsid w:val="00274EF5"/>
     <w:rsid w:val="0029445F"/>
     <w:rsid w:val="002A0A20"/>
@@ -6576,10 +6629,10 @@
     <w:rsid w:val="00391929"/>
     <w:rsid w:val="003A425B"/>
     <w:rsid w:val="003B2E5D"/>
-    <w:rsid w:val="003E2AE8"/>
     <w:rsid w:val="0043091A"/>
     <w:rsid w:val="004339A3"/>
     <w:rsid w:val="004538FF"/>
+    <w:rsid w:val="00460873"/>
     <w:rsid w:val="00463482"/>
     <w:rsid w:val="004A5D18"/>
     <w:rsid w:val="004B03EA"/>
@@ -6597,14 +6650,18 @@
     <w:rsid w:val="006325F6"/>
     <w:rsid w:val="00651B18"/>
     <w:rsid w:val="0068206E"/>
+    <w:rsid w:val="006A48A7"/>
     <w:rsid w:val="006B3F64"/>
     <w:rsid w:val="006D372F"/>
+    <w:rsid w:val="006D593C"/>
     <w:rsid w:val="006E334C"/>
     <w:rsid w:val="006F3024"/>
     <w:rsid w:val="006F55EF"/>
     <w:rsid w:val="0071585C"/>
+    <w:rsid w:val="007372B8"/>
     <w:rsid w:val="00756C94"/>
-    <w:rsid w:val="00785467"/>
+    <w:rsid w:val="007B11B4"/>
+    <w:rsid w:val="007B15FD"/>
     <w:rsid w:val="00862F74"/>
     <w:rsid w:val="008938B0"/>
     <w:rsid w:val="008A38B1"/>
@@ -6616,13 +6673,13 @@
     <w:rsid w:val="009431A8"/>
     <w:rsid w:val="00955BB9"/>
     <w:rsid w:val="00956CD3"/>
-    <w:rsid w:val="00A01E75"/>
+    <w:rsid w:val="00972A0E"/>
     <w:rsid w:val="00A42C7B"/>
     <w:rsid w:val="00A43E17"/>
+    <w:rsid w:val="00A501FE"/>
     <w:rsid w:val="00A70311"/>
     <w:rsid w:val="00A8607E"/>
     <w:rsid w:val="00AB1867"/>
-    <w:rsid w:val="00AB2602"/>
     <w:rsid w:val="00AD2675"/>
     <w:rsid w:val="00AD67BF"/>
     <w:rsid w:val="00B14103"/>
@@ -6638,16 +6695,19 @@
     <w:rsid w:val="00C36366"/>
     <w:rsid w:val="00C63FBA"/>
     <w:rsid w:val="00C81079"/>
+    <w:rsid w:val="00CE1343"/>
     <w:rsid w:val="00CF687F"/>
     <w:rsid w:val="00D65084"/>
     <w:rsid w:val="00D761CA"/>
     <w:rsid w:val="00D77522"/>
+    <w:rsid w:val="00DB072F"/>
     <w:rsid w:val="00EF1EB4"/>
     <w:rsid w:val="00F026EE"/>
     <w:rsid w:val="00F0534E"/>
     <w:rsid w:val="00F069B8"/>
     <w:rsid w:val="00F36EE5"/>
     <w:rsid w:val="00F43FF3"/>
+    <w:rsid w:val="00F56272"/>
     <w:rsid w:val="00F766C7"/>
     <w:rsid w:val="00F87345"/>
     <w:rsid w:val="00F94FC4"/>
@@ -6656,7 +6716,6 @@
     <w:rsid w:val="00FA5336"/>
     <w:rsid w:val="00FF07EA"/>
     <w:rsid w:val="00FF5C16"/>
-    <w:rsid w:val="00FF6C80"/>
   </w:rsids>
   <m:mathPr>
     <m:mathFont m:val="Cambria Math"/>
